--- a/transcribed_interviews/chile_marianne_daher.docx
+++ b/transcribed_interviews/chile_marianne_daher.docx
@@ -283,7 +283,7 @@
         <w:jc w:val="both"/>
       </w:pPr>
       <w:r>
-        <w:t>[00:04 - 00:29] Ya, perfecto. Bueno, la primera pregunta tiene que ver un poco, o sea, en general, ¿cómo es que se relaciona tu investigación actual con el tema de florecimiento humano? Entendiendo claramente con la comprensión que uno puede tener de florecimiento mayor, menor y con la distinta aproximación del caso.</w:t>
+        <w:t>Ya, perfecto. Bueno, la primera pregunta tiene que ver un poco, o sea, en general, ¿cómo es que se relaciona tu investigación actual con el tema de florecimiento humano? Entendiendo claramente con la comprensión que uno puede tener de florecimiento mayor, menor y con la distinta aproximación del caso.</w:t>
       </w:r>
     </w:p>
     <w:p>
@@ -310,7 +310,7 @@
         <w:jc w:val="both"/>
       </w:pPr>
       <w:r>
-        <w:t>[00:30 - 00:57] Sí. Bueno, como te comentaba en el mail, en realidad mi investigación se relaciona al concepto de desarrollo humano integral. Y, bueno, como te comentaba, yo desconozco este concepto de florecimiento humano, entonces no sabría decirte cómo se relaciona el florecimiento humano, sí podría decirte cómo se relaciona con el desarrollo humano integral.</w:t>
+        <w:t>Sí. Bueno, como te comentaba en el mail, en realidad mi investigación se relaciona al concepto de desarrollo humano integral. Y, bueno, como te comentaba, yo desconozco este concepto de florecimiento humano, entonces no sabría decirte cómo se relaciona el florecimiento humano, sí podría decirte cómo se relaciona con el desarrollo humano integral.</w:t>
       </w:r>
     </w:p>
     <w:p>
@@ -364,15 +364,15 @@
         <w:jc w:val="both"/>
       </w:pPr>
       <w:r>
-        <w:t>[02:00 - 02:12] Juan Carlos Castilla, de Biología, de Ecología. Gonzalo Edwards, de Economía y yo, de Psicología.</w:t>
-      </w:r>
-    </w:p>
-    <w:p>
-      <w:pPr>
-        <w:jc w:val="both"/>
-      </w:pPr>
-      <w:r>
-        <w:t>[02:13 - 02:27] Y en ese proyecto de investigación trabajamos, digamos, como intentamos de definir de una manera un poco más operacional, no mucho, pero sí un poco, digamos, como algunas dimensiones adicionales al concepto de desarrollo humano, que típicamente desde la Nación Unida ha estado centrado en ingresos, salud y educación.</w:t>
+        <w:t>Juan Carlos Castilla, de Biología, de Ecología. Gonzalo Edwards, de Economía y yo, de Psicología.</w:t>
+      </w:r>
+    </w:p>
+    <w:p>
+      <w:pPr>
+        <w:jc w:val="both"/>
+      </w:pPr>
+      <w:r>
+        <w:t>Y en ese proyecto de investigación trabajamos, digamos, como intentamos de definir de una manera un poco más operacional, no mucho, pero sí un poco, digamos, como algunas dimensiones adicionales al concepto de desarrollo humano, que típicamente desde la Nación Unida ha estado centrado en ingresos, salud y educación.</w:t>
       </w:r>
     </w:p>
     <w:p>
@@ -381,23 +381,23 @@
       </w:pPr>
       <w:r>
         <w:lastRenderedPageBreak/>
-        <w:t>[02:41 - 02:59] Entonces queríamos ver cómo ampliarlo al tema, bueno, de comunidades, qué es lo que me convoca a mí, cómo se colaba comunitaria, el tema socioambiental se convocaba a Juan Carlos.</w:t>
-      </w:r>
-    </w:p>
-    <w:p>
-      <w:pPr>
-        <w:jc w:val="both"/>
-      </w:pPr>
-      <w:r>
-        <w:t>[03:03 - 03:10] Bueno, y cómo tener esta mirada más holista, más integral de desarrollo humano.</w:t>
-      </w:r>
-    </w:p>
-    <w:p>
-      <w:pPr>
-        <w:jc w:val="both"/>
-      </w:pPr>
-      <w:r>
-        <w:t xml:space="preserve">[03:10 - 03:28] Y ese proyecto, bueno, en un par de publicaciones, una sobre el concepto previamente tal, y otra que lideré yo, que era sobre la importancia de evaluar desarrollo humano integral, en los programas social, que es mi campo de, digamos, como temático principal. </w:t>
+        <w:t>Entonces queríamos ver cómo ampliarlo al tema, bueno, de comunidades, qué es lo que me convoca a mí, cómo se colaba comunitaria, el tema socioambiental se convocaba a Juan Carlos.</w:t>
+      </w:r>
+    </w:p>
+    <w:p>
+      <w:pPr>
+        <w:jc w:val="both"/>
+      </w:pPr>
+      <w:r>
+        <w:t>Bueno, y cómo tener esta mirada más holista, más integral de desarrollo humano.</w:t>
+      </w:r>
+    </w:p>
+    <w:p>
+      <w:pPr>
+        <w:jc w:val="both"/>
+      </w:pPr>
+      <w:r>
+        <w:t xml:space="preserve">Y ese proyecto, bueno, en un par de publicaciones, una sobre el concepto previamente tal, y otra que lideré yo, que era sobre la importancia de evaluar desarrollo humano integral, en los programas social, que es mi campo de, digamos, como temático principal. </w:t>
       </w:r>
     </w:p>
     <w:p>
@@ -419,7 +419,7 @@
         <w:jc w:val="both"/>
       </w:pPr>
       <w:r>
-        <w:t xml:space="preserve">[05:17 - 05:25] Eso y después de ese proyecto, ese proyecto también fue un proyecto interdisciplinar, también estuvo coordinado por Cristian Hodge, participó Rodrigo López también, y en ese proyecto se sumó </w:t>
+        <w:t xml:space="preserve">Eso y después de ese proyecto, ese proyecto también fue un proyecto interdisciplinar, también estuvo coordinado por Cristian Hodge, participó Rodrigo López también, y en ese proyecto se sumó </w:t>
       </w:r>
       <w:commentRangeStart w:id="0"/>
       <w:r>
@@ -449,15 +449,15 @@
         <w:jc w:val="both"/>
       </w:pPr>
       <w:r>
-        <w:t>[05:46 - 05:55] Entonces, en el fondo tenía esta mirada desde la filosofía política, que la daba Rodrigo, desde las ciencias sociales, que las daba con nosotras, y desde la teología, que la daba Cristian.</w:t>
-      </w:r>
-    </w:p>
-    <w:p>
-      <w:pPr>
-        <w:jc w:val="both"/>
-      </w:pPr>
-      <w:r>
-        <w:t xml:space="preserve">[06:01 - 06:13] Y después de eso, después de ese proyecto, el año 2022, nos adjudicamos otro proyecto interdisciplinar, con, esta vez, coordinado por mí, y como </w:t>
+        <w:t>Entonces, en el fondo tenía esta mirada desde la filosofía política, que la daba Rodrigo, desde las ciencias sociales, que las daba con nosotras, y desde la teología, que la daba Cristian.</w:t>
+      </w:r>
+    </w:p>
+    <w:p>
+      <w:pPr>
+        <w:jc w:val="both"/>
+      </w:pPr>
+      <w:r>
+        <w:t xml:space="preserve">Y después de eso, después de ese proyecto, el año 2022, nos adjudicamos otro proyecto interdisciplinar, con, esta vez, coordinado por mí, y como </w:t>
       </w:r>
       <w:r>
         <w:t>coinvestigador</w:t>
@@ -471,15 +471,15 @@
         <w:jc w:val="both"/>
       </w:pPr>
       <w:r>
-        <w:t>[06:38 - 06:49] Y entonces, él, digamos, desde su lado como músico, tenía esta como preocupación de, como la elitización de la música, y como el encierro, como la clausura del mundo, de las artes, y como la falta de sentido, y de cómo llevar esto a escenarios no tradicionales, como pueden ser comunidades vulnerables.</w:t>
-      </w:r>
-    </w:p>
-    <w:p>
-      <w:pPr>
-        <w:jc w:val="both"/>
-      </w:pPr>
-      <w:r>
-        <w:t xml:space="preserve">[07:07 - 07:16] </w:t>
+        <w:t>Y entonces, él, digamos, desde su lado como músico, tenía esta como preocupación de, como la elitización de la música, y como el encierro, como la clausura del mundo, de las artes, y como la falta de sentido, y de cómo llevar esto a escenarios no tradicionales, como pueden ser comunidades vulnerables.</w:t>
+      </w:r>
+    </w:p>
+    <w:p>
+      <w:pPr>
+        <w:jc w:val="both"/>
+      </w:pPr>
+      <w:r>
+        <w:t xml:space="preserve"/>
       </w:r>
       <w:r>
         <w:t>Le</w:t>
@@ -512,7 +512,7 @@
       </w:pPr>
       <w:r>
         <w:lastRenderedPageBreak/>
-        <w:t xml:space="preserve">[07:40 - 07:52] </w:t>
+        <w:t xml:space="preserve"/>
       </w:r>
       <w:r>
         <w:t>T</w:t>
@@ -550,7 +550,7 @@
         <w:jc w:val="both"/>
       </w:pPr>
       <w:r>
-        <w:t xml:space="preserve">[07:54 - 08:06] </w:t>
+        <w:t xml:space="preserve"/>
       </w:r>
       <w:r>
         <w:t>B</w:t>
@@ -564,7 +564,7 @@
         <w:jc w:val="both"/>
       </w:pPr>
       <w:r>
-        <w:t>[08:08 - 08:21] Y</w:t>
+        <w:t>Y</w:t>
       </w:r>
       <w:r>
         <w:t xml:space="preserve"> </w:t>
@@ -608,7 +608,7 @@
         <w:jc w:val="both"/>
       </w:pPr>
       <w:r>
-        <w:t>[08:34 - 08:45] Ya hicimos también el análisis. Ahora actualmente estamos escribiendo los artículos</w:t>
+        <w:t>Ya hicimos también el análisis. Ahora actualmente estamos escribiendo los artículos</w:t>
       </w:r>
       <w:r>
         <w:t xml:space="preserve"> y</w:t>
@@ -650,7 +650,7 @@
         <w:jc w:val="both"/>
       </w:pPr>
       <w:r>
-        <w:t xml:space="preserve">[08:51 - 09:11] Bueno, de verdad te confirmo que con lo que comentas está súper alineado a lo que estamos trabajando en el proyecto y hay un tema de lo que mencionabas que vamos a retomar después, pero claro, el tema como de los fondos, de los financiamientos, también algo que </w:t>
+        <w:t xml:space="preserve">Bueno, de verdad te confirmo que con lo que comentas está súper alineado a lo que estamos trabajando en el proyecto y hay un tema de lo que mencionabas que vamos a retomar después, pero claro, el tema como de los fondos, de los financiamientos, también algo que </w:t>
       </w:r>
       <w:r>
         <w:t>voy</w:t>
@@ -664,7 +664,7 @@
         <w:jc w:val="both"/>
       </w:pPr>
       <w:r>
-        <w:t xml:space="preserve">[09:11 - 09:27] Pero por mientras, se ha funcionado un poco esa trayectoria bastante clara que tienes en el ámbito de desarrollo humano integral. Quiero preguntarte </w:t>
+        <w:t xml:space="preserve">Pero por mientras, se ha funcionado un poco esa trayectoria bastante clara que tienes en el ámbito de desarrollo humano integral. Quiero preguntarte </w:t>
       </w:r>
       <w:r>
         <w:t>¿</w:t>
@@ -681,7 +681,7 @@
         <w:jc w:val="both"/>
       </w:pPr>
       <w:r>
-        <w:t>[09:27 - 09:36] O sea, bueno, nosotros digamos desde la prioridad del florecimiento humano, pero en general digamos eso, cómo se genera la elección de los temas de investigación en tu caso.</w:t>
+        <w:t>O sea, bueno, nosotros digamos desde la prioridad del florecimiento humano, pero en general digamos eso, cómo se genera la elección de los temas de investigación en tu caso.</w:t>
       </w:r>
     </w:p>
     <w:p>
@@ -703,7 +703,7 @@
         <w:jc w:val="both"/>
       </w:pPr>
       <w:r>
-        <w:t>[09:43 - 09:46] Tú dices cómo. ¿Llegué a este tema en particular?</w:t>
+        <w:t>Tú dices cómo. ¿Llegué a este tema en particular?</w:t>
       </w:r>
     </w:p>
     <w:p>
@@ -725,7 +725,7 @@
         <w:jc w:val="both"/>
       </w:pPr>
       <w:r>
-        <w:t>[09:47 - 10:01] Sí, o sea, por ejemplo, ¿cómo deciden, o</w:t>
+        <w:t>Sí, o sea, por ejemplo, ¿cómo deciden, o</w:t>
       </w:r>
       <w:r>
         <w:t xml:space="preserve">ye </w:t>
@@ -753,15 +753,15 @@
         <w:jc w:val="both"/>
       </w:pPr>
       <w:r>
-        <w:t xml:space="preserve">[10:02 - 10:15] Sí. Bueno, en el caso de los dos primeros proyectos a mí me invitaron a participar. </w:t>
-      </w:r>
-    </w:p>
-    <w:p>
-      <w:pPr>
-        <w:jc w:val="both"/>
-      </w:pPr>
-      <w:r>
-        <w:t>[10:15 - 10:27] Yo conocí a Cristian en una actividad de la universidad</w:t>
+        <w:t xml:space="preserve">Sí. Bueno, en el caso de los dos primeros proyectos a mí me invitaron a participar. </w:t>
+      </w:r>
+    </w:p>
+    <w:p>
+      <w:pPr>
+        <w:jc w:val="both"/>
+      </w:pPr>
+      <w:r>
+        <w:t>Yo conocí a Cristian en una actividad de la universidad</w:t>
       </w:r>
       <w:r>
         <w:t xml:space="preserve"> c</w:t>
@@ -775,7 +775,7 @@
         <w:jc w:val="both"/>
       </w:pPr>
       <w:r>
-        <w:t>[10:27 - 10:32] Entonces yo ya venía por muchos años trabajando en el concepto pobreza</w:t>
+        <w:t>Entonces yo ya venía por muchos años trabajando en el concepto pobreza</w:t>
       </w:r>
       <w:r>
         <w:t xml:space="preserve"> y</w:t>
@@ -796,15 +796,15 @@
       </w:pPr>
       <w:r>
         <w:lastRenderedPageBreak/>
-        <w:t>[10:47 - 10:57] Y cuando conocí a Cristian, él me comentó, bueno, que él trabajaba desde, como, hacía el curso de doctrina social de la iglesia. Pero que él también trabajaba desde, como este posicionamiento, como desde lo que es el pensamiento social cristiano, la ética social cristiana.</w:t>
-      </w:r>
-    </w:p>
-    <w:p>
-      <w:pPr>
-        <w:jc w:val="both"/>
-      </w:pPr>
-      <w:r>
-        <w:t>[11:07 - 11:14] Y que le interesaba mucho, le interesaban esos temas, los temas de pobreza, acción social.</w:t>
+        <w:t>Y cuando conocí a Cristian, él me comentó, bueno, que él trabajaba desde, como, hacía el curso de doctrina social de la iglesia. Pero que él también trabajaba desde, como este posicionamiento, como desde lo que es el pensamiento social cristiano, la ética social cristiana.</w:t>
+      </w:r>
+    </w:p>
+    <w:p>
+      <w:pPr>
+        <w:jc w:val="both"/>
+      </w:pPr>
+      <w:r>
+        <w:t>Y que le interesaba mucho, le interesaban esos temas, los temas de pobreza, acción social.</w:t>
       </w:r>
       <w:r>
         <w:t xml:space="preserve"> </w:t>
@@ -818,7 +818,7 @@
         <w:jc w:val="both"/>
       </w:pPr>
       <w:r>
-        <w:t>[11:24 - 11:35] Porque en el mundo de las organizaciones sociales hay muchas que están, digamos, afiliadas a la iglesia</w:t>
+        <w:t>Porque en el mundo de las organizaciones sociales hay muchas que están, digamos, afiliadas a la iglesia</w:t>
       </w:r>
       <w:r>
         <w:t>; o</w:t>
@@ -860,7 +860,7 @@
         <w:jc w:val="both"/>
       </w:pPr>
       <w:r>
-        <w:t>[11:36 - 11:44] No e</w:t>
+        <w:t>No e</w:t>
       </w:r>
       <w:r>
         <w:t>n</w:t>
@@ -874,7 +874,7 @@
         <w:jc w:val="both"/>
       </w:pPr>
       <w:r>
-        <w:t>[11:45 - 11:54] Y entonces, ahí él me comentó que estaba,</w:t>
+        <w:t>Y entonces, ahí él me comentó que estaba,</w:t>
       </w:r>
       <w:r>
         <w:t xml:space="preserve"> </w:t>
@@ -928,7 +928,7 @@
         <w:jc w:val="both"/>
       </w:pPr>
       <w:r>
-        <w:t>[12:17 - 12:26] O sea, y ahí él me invitó y, la verdad, bueno, ahí empezamos a armar la formulación de ese proyecto, en conjunto.</w:t>
+        <w:t>O sea, y ahí él me invitó y, la verdad, bueno, ahí empezamos a armar la formulación de ese proyecto, en conjunto.</w:t>
       </w:r>
       <w:r>
         <w:t xml:space="preserve"> </w:t>
@@ -945,7 +945,7 @@
         <w:jc w:val="both"/>
       </w:pPr>
       <w:r>
-        <w:t xml:space="preserve">[12:39 - 12:50] Y postulamos al </w:t>
+        <w:t xml:space="preserve">Y postulamos al </w:t>
       </w:r>
       <w:commentRangeStart w:id="3"/>
       <w:r>
@@ -993,7 +993,7 @@
         <w:jc w:val="both"/>
       </w:pPr>
       <w:r>
-        <w:t xml:space="preserve">[12:52 - 12:58] Y yo estaba en esa época, además, postulando al </w:t>
+        <w:t xml:space="preserve">Y yo estaba en esa época, además, postulando al </w:t>
       </w:r>
       <w:commentRangeStart w:id="4"/>
       <w:r>
@@ -1044,7 +1044,7 @@
         <w:jc w:val="both"/>
       </w:pPr>
       <w:r>
-        <w:t>[13:10 - 13:22] Y como seguramente sabes, no se puede, yo no puedo postular a dos F</w:t>
+        <w:t>Y como seguramente sabes, no se puede, yo no puedo postular a dos F</w:t>
       </w:r>
       <w:r>
         <w:t>ONDECIT</w:t>
@@ -1058,7 +1058,7 @@
         <w:jc w:val="both"/>
       </w:pPr>
       <w:r>
-        <w:t>[13:22 - 13:28] Y Cristian también está en esa época postulando al F</w:t>
+        <w:t>Y Cristian también está en esa época postulando al F</w:t>
       </w:r>
       <w:r>
         <w:t xml:space="preserve">ONDECIT </w:t>
@@ -1072,15 +1072,15 @@
         <w:jc w:val="both"/>
       </w:pPr>
       <w:r>
-        <w:t>[13:29 - 13:35] Entonces, por eso buscamos un fondo, digamos, alternativo, distinto a los de la NID, que son los más típicos.</w:t>
-      </w:r>
-    </w:p>
-    <w:p>
-      <w:pPr>
-        <w:jc w:val="both"/>
-      </w:pPr>
-      <w:r>
-        <w:t>[13:35 - 13:44] Y también porque al ser una investigación, en ese caso era una investigación teórica, no requería mucho financiamiento. O sea, por lo menos</w:t>
+        <w:t>Entonces, por eso buscamos un fondo, digamos, alternativo, distinto a los de la NID, que son los más típicos.</w:t>
+      </w:r>
+    </w:p>
+    <w:p>
+      <w:pPr>
+        <w:jc w:val="both"/>
+      </w:pPr>
+      <w:r>
+        <w:t>Y también porque al ser una investigación, en ese caso era una investigación teórica, no requería mucho financiamiento. O sea, por lo menos</w:t>
       </w:r>
       <w:r>
         <w:t xml:space="preserve"> para </w:t>
@@ -1100,7 +1100,7 @@
         <w:jc w:val="both"/>
       </w:pPr>
       <w:r>
-        <w:t>[13:52 - 14:03] Como invertir, tener equipos grandes, millones de datos, digamos, como invertir mucho dinero en recursos humanos, recursos materiales.</w:t>
+        <w:t>Como invertir, tener equipos grandes, millones de datos, digamos, como invertir mucho dinero en recursos humanos, recursos materiales.</w:t>
       </w:r>
     </w:p>
     <w:p>
@@ -1109,7 +1109,7 @@
       </w:pPr>
       <w:r>
         <w:lastRenderedPageBreak/>
-        <w:t xml:space="preserve">[14:03 - 14:15] Pero en este caso era más bien como juntarnos, nos juntábamos toda la semana a conversar en torno a ciertas lecturas. Entonces, el </w:t>
+        <w:t xml:space="preserve">Pero en este caso era más bien como juntarnos, nos juntábamos toda la semana a conversar en torno a ciertas lecturas. Entonces, el </w:t>
       </w:r>
       <w:r>
         <w:t>costo era menor</w:t>
@@ -1120,15 +1120,15 @@
         <w:jc w:val="both"/>
       </w:pPr>
       <w:r>
-        <w:t>[14:18 - 14:34] Y así surgió, en realidad. Por eso elegimos ese fondo y el tema surgió, no sé cómo decirlo, como conversando nomás, por afinidad temática, no sé, coincidencia, porque justo topamos en esta actividad, nos sentamos juntos, nos pusimos a conversar, no sé cómo decirlo.</w:t>
-      </w:r>
-    </w:p>
-    <w:p>
-      <w:pPr>
-        <w:jc w:val="both"/>
-      </w:pPr>
-      <w:r>
-        <w:t xml:space="preserve">[14:34 - 14:46] Pero no fue que yo estuviera </w:t>
+        <w:t>Y así surgió, en realidad. Por eso elegimos ese fondo y el tema surgió, no sé cómo decirlo, como conversando nomás, por afinidad temática, no sé, coincidencia, porque justo topamos en esta actividad, nos sentamos juntos, nos pusimos a conversar, no sé cómo decirlo.</w:t>
+      </w:r>
+    </w:p>
+    <w:p>
+      <w:pPr>
+        <w:jc w:val="both"/>
+      </w:pPr>
+      <w:r>
+        <w:t xml:space="preserve">Pero no fue que yo estuviera </w:t>
       </w:r>
       <w:r>
         <w:t>buscando,</w:t>
@@ -1142,15 +1142,15 @@
         <w:jc w:val="both"/>
       </w:pPr>
       <w:r>
-        <w:t>[15:08 - 15:15] Y entonces ella dijo, conozco a la persona indicada para ti, y lo puso en contacto conmigo. Entonces también fue, ¿cómo decirlo?</w:t>
-      </w:r>
-    </w:p>
-    <w:p>
-      <w:pPr>
-        <w:jc w:val="both"/>
-      </w:pPr>
-      <w:r>
-        <w:t xml:space="preserve">[15:15 - 15:25] Como un tema de vínculo, relaciones interpersonales, no sé, roce social, no sé cómo quieras llamarlo, pero redes, no sé, </w:t>
+        <w:t>Y entonces ella dijo, conozco a la persona indicada para ti, y lo puso en contacto conmigo. Entonces también fue, ¿cómo decirlo?</w:t>
+      </w:r>
+    </w:p>
+    <w:p>
+      <w:pPr>
+        <w:jc w:val="both"/>
+      </w:pPr>
+      <w:r>
+        <w:t xml:space="preserve">Como un tema de vínculo, relaciones interpersonales, no sé, roce social, no sé cómo quieras llamarlo, pero redes, no sé, </w:t>
       </w:r>
       <w:r>
         <w:t xml:space="preserve">pero </w:t>
@@ -1164,7 +1164,7 @@
         <w:jc w:val="both"/>
       </w:pPr>
       <w:r>
-        <w:t xml:space="preserve">[15:41 - 15:54] Y en el caso con el Patricio postulamos al </w:t>
+        <w:t xml:space="preserve">Y en el caso con el Patricio postulamos al </w:t>
       </w:r>
       <w:commentRangeStart w:id="5"/>
       <w:r>
@@ -1194,15 +1194,15 @@
         <w:jc w:val="both"/>
       </w:pPr>
       <w:r>
-        <w:t>[15:55 - 16:05] Pero que son muy parecidos, es verdad. Por las mismas razones, o sea, porque yo ya estaba con mis fondos de civilización, yo no podía postular a fondos de la NID.</w:t>
-      </w:r>
-    </w:p>
-    <w:p>
-      <w:pPr>
-        <w:jc w:val="both"/>
-      </w:pPr>
-      <w:r>
-        <w:t xml:space="preserve">[16:06 - 16:15] De hecho, me acabo de ganar el </w:t>
+        <w:t>Pero que son muy parecidos, es verdad. Por las mismas razones, o sea, porque yo ya estaba con mis fondos de civilización, yo no podía postular a fondos de la NID.</w:t>
+      </w:r>
+    </w:p>
+    <w:p>
+      <w:pPr>
+        <w:jc w:val="both"/>
+      </w:pPr>
+      <w:r>
+        <w:t xml:space="preserve">De hecho, me acabo de ganar el </w:t>
       </w:r>
       <w:commentRangeStart w:id="6"/>
       <w:r>
@@ -1248,7 +1248,7 @@
         <w:jc w:val="both"/>
       </w:pPr>
       <w:r>
-        <w:t>[16:28 - 16:38] Bueno, los equipos anteriores igual teníamos, estábamos en las Humanidades, Ciencias Sociales, como parece. Pero este equipo es como música y psicología</w:t>
+        <w:t>Bueno, los equipos anteriores igual teníamos, estábamos en las Humanidades, Ciencias Sociales, como parece. Pero este equipo es como música y psicología</w:t>
       </w:r>
       <w:r>
         <w:t>.</w:t>
@@ -1259,7 +1259,7 @@
         <w:jc w:val="both"/>
       </w:pPr>
       <w:r>
-        <w:t xml:space="preserve">[16:39 - 16:49] Entonces, queríamos ver si funcionaba o no, y de hecho ahora estamos cerrando. Estamos cerrando como que decimos ya, postulemos algo más grande, tal vez un </w:t>
+        <w:t xml:space="preserve">Entonces, queríamos ver si funcionaba o no, y de hecho ahora estamos cerrando. Estamos cerrando como que decimos ya, postulemos algo más grande, tal vez un </w:t>
       </w:r>
       <w:r>
         <w:t>FONDARTE</w:t>
@@ -1273,31 +1273,31 @@
         <w:jc w:val="both"/>
       </w:pPr>
       <w:r>
-        <w:t>[16:49 - 16:56] O incluso en algún momento dijimos, cuando abrió la convocatoria a los núcleos milenios, dijimos tal vez podríamos postular a un núcleo.</w:t>
-      </w:r>
-    </w:p>
-    <w:p>
-      <w:pPr>
-        <w:jc w:val="both"/>
-      </w:pPr>
-      <w:r>
-        <w:t>[16:57 - 17:09] Y como estuvimos pensando en otras personas que también trabajan en como arte, salud mental, desarrollo humano. Y, no sé, bienestar en esa línea.</w:t>
-      </w:r>
-    </w:p>
-    <w:p>
-      <w:pPr>
-        <w:jc w:val="both"/>
-      </w:pPr>
-      <w:r>
-        <w:t>[17:09 - 17:15] Pero, claro, como todavía no cerramos el proyecto, todavía no hacemos nada de eso.</w:t>
-      </w:r>
-    </w:p>
-    <w:p>
-      <w:pPr>
-        <w:jc w:val="both"/>
-      </w:pPr>
-      <w:r>
-        <w:t xml:space="preserve">[17:15 - 17:26] Pero sí, en el caso de Patricio fue como partamos con algo pequeño para ver si después nos expandimos un fondo </w:t>
+        <w:t>O incluso en algún momento dijimos, cuando abrió la convocatoria a los núcleos milenios, dijimos tal vez podríamos postular a un núcleo.</w:t>
+      </w:r>
+    </w:p>
+    <w:p>
+      <w:pPr>
+        <w:jc w:val="both"/>
+      </w:pPr>
+      <w:r>
+        <w:t>Y como estuvimos pensando en otras personas que también trabajan en como arte, salud mental, desarrollo humano. Y, no sé, bienestar en esa línea.</w:t>
+      </w:r>
+    </w:p>
+    <w:p>
+      <w:pPr>
+        <w:jc w:val="both"/>
+      </w:pPr>
+      <w:r>
+        <w:t>Pero, claro, como todavía no cerramos el proyecto, todavía no hacemos nada de eso.</w:t>
+      </w:r>
+    </w:p>
+    <w:p>
+      <w:pPr>
+        <w:jc w:val="both"/>
+      </w:pPr>
+      <w:r>
+        <w:t xml:space="preserve">Pero sí, en el caso de Patricio fue como partamos con algo pequeño para ver si después nos expandimos un fondo </w:t>
       </w:r>
       <w:r>
         <w:t>más grande y amplio</w:t>
@@ -1331,15 +1331,15 @@
         <w:jc w:val="both"/>
       </w:pPr>
       <w:r>
-        <w:t>[17:28 - 17:37] Perfecto. Lo encuentro súper interesante porque, o sea, por el tema interdisciplinario que vos decías, pero también el tema de los vínculos.</w:t>
-      </w:r>
-    </w:p>
-    <w:p>
-      <w:pPr>
-        <w:jc w:val="both"/>
-      </w:pPr>
-      <w:r>
-        <w:t>[17:37 - 17:47] O sea, porque, bueno, aparte del tema de los fondos que vos decías, va a llegar después, pero el tema de las relaciones en diferentes maneras</w:t>
+        <w:t>Perfecto. Lo encuentro súper interesante porque, o sea, por el tema interdisciplinario que vos decías, pero también el tema de los vínculos.</w:t>
+      </w:r>
+    </w:p>
+    <w:p>
+      <w:pPr>
+        <w:jc w:val="both"/>
+      </w:pPr>
+      <w:r>
+        <w:t>O sea, porque, bueno, aparte del tema de los fondos que vos decías, va a llegar después, pero el tema de las relaciones en diferentes maneras</w:t>
       </w:r>
       <w:r>
         <w:t xml:space="preserve"> </w:t>
@@ -1353,23 +1353,23 @@
         <w:jc w:val="both"/>
       </w:pPr>
       <w:r>
-        <w:t>[17:47 - 17:59] Así que es algo que es bien interesante también porque hay espacios como institucionales, pero hay espacios como más personales de relaciones que son claves finalmente para que se vayan generando ese tipo de trabajo.</w:t>
-      </w:r>
-    </w:p>
-    <w:p>
-      <w:pPr>
-        <w:jc w:val="both"/>
-      </w:pPr>
-      <w:r>
-        <w:t>[18:00 - 18:08] Y te quería preguntar ahora respecto, bueno, a lo que tú experiencias, obviamente desde el ámbito de la psicología, psicología comunitaria probablemente.</w:t>
-      </w:r>
-    </w:p>
-    <w:p>
-      <w:pPr>
-        <w:jc w:val="both"/>
-      </w:pPr>
-      <w:r>
-        <w:t>[18:08 - 18:19] ¿Cuáles son las principales tendencias que puedes ver en la investigación sobre, Florecimiento humano o lo que puede estar cerca o se puede asimilar con ese concepto.Y eso tanto en Chile como en América Latina.</w:t>
+        <w:t>Así que es algo que es bien interesante también porque hay espacios como institucionales, pero hay espacios como más personales de relaciones que son claves finalmente para que se vayan generando ese tipo de trabajo.</w:t>
+      </w:r>
+    </w:p>
+    <w:p>
+      <w:pPr>
+        <w:jc w:val="both"/>
+      </w:pPr>
+      <w:r>
+        <w:t>Y te quería preguntar ahora respecto, bueno, a lo que tú experiencias, obviamente desde el ámbito de la psicología, psicología comunitaria probablemente.</w:t>
+      </w:r>
+    </w:p>
+    <w:p>
+      <w:pPr>
+        <w:jc w:val="both"/>
+      </w:pPr>
+      <w:r>
+        <w:t>¿Cuáles son las principales tendencias que puedes ver en la investigación sobre, Florecimiento humano o lo que puede estar cerca o se puede asimilar con ese concepto.Y eso tanto en Chile como en América Latina.</w:t>
       </w:r>
     </w:p>
     <w:p>
@@ -1396,39 +1396,39 @@
         <w:jc w:val="both"/>
       </w:pPr>
       <w:r>
-        <w:t>[18:25 - 18:34] En psicología en general y en psicología comunitaria en particular yo siento que no hay tanto.</w:t>
-      </w:r>
-    </w:p>
-    <w:p>
-      <w:pPr>
-        <w:jc w:val="both"/>
-      </w:pPr>
-      <w:r>
-        <w:t>[18:34 - 18:46] O sea, si bien uno podría como asimilar la psicología en desarrollo humano.</w:t>
-      </w:r>
-    </w:p>
-    <w:p>
-      <w:pPr>
-        <w:jc w:val="both"/>
-      </w:pPr>
-      <w:r>
-        <w:t>[18:47 - 18:57] Por el tema del bienestar, ¿verdad? Por lo menos nosotros en las revisiones que hemos hecho no hay tantos autores que tematicen eso.</w:t>
-      </w:r>
-    </w:p>
-    <w:p>
-      <w:pPr>
-        <w:jc w:val="both"/>
-      </w:pPr>
-      <w:r>
-        <w:t>[18:58 - 19:08] Yo diría que el autor que más hemos citado y que lo hace explícitamente es Alipio Sánchez Vidal, que es un psicólogo comunitario español.</w:t>
-      </w:r>
-    </w:p>
-    <w:p>
-      <w:pPr>
-        <w:jc w:val="both"/>
-      </w:pPr>
-      <w:r>
-        <w:t>[19:11 - 19:23] Alipio de hecho lo pone explícitamente como parte, incluso como los principios de la psicología comunitaria</w:t>
+        <w:t>En psicología en general y en psicología comunitaria en particular yo siento que no hay tanto.</w:t>
+      </w:r>
+    </w:p>
+    <w:p>
+      <w:pPr>
+        <w:jc w:val="both"/>
+      </w:pPr>
+      <w:r>
+        <w:t>O sea, si bien uno podría como asimilar la psicología en desarrollo humano.</w:t>
+      </w:r>
+    </w:p>
+    <w:p>
+      <w:pPr>
+        <w:jc w:val="both"/>
+      </w:pPr>
+      <w:r>
+        <w:t>Por el tema del bienestar, ¿verdad? Por lo menos nosotros en las revisiones que hemos hecho no hay tantos autores que tematicen eso.</w:t>
+      </w:r>
+    </w:p>
+    <w:p>
+      <w:pPr>
+        <w:jc w:val="both"/>
+      </w:pPr>
+      <w:r>
+        <w:t>Yo diría que el autor que más hemos citado y que lo hace explícitamente es Alipio Sánchez Vidal, que es un psicólogo comunitario español.</w:t>
+      </w:r>
+    </w:p>
+    <w:p>
+      <w:pPr>
+        <w:jc w:val="both"/>
+      </w:pPr>
+      <w:r>
+        <w:t>Alipio de hecho lo pone explícitamente como parte, incluso como los principios de la psicología comunitaria</w:t>
       </w:r>
       <w:r>
         <w:t xml:space="preserve"> e</w:t>
@@ -1442,15 +1442,15 @@
         <w:jc w:val="both"/>
       </w:pPr>
       <w:r>
-        <w:t>[19:24 - 19:33] Pero aparte de Alipio, es que en psicología comunitaria como que se usan otros conceptos.</w:t>
-      </w:r>
-    </w:p>
-    <w:p>
-      <w:pPr>
-        <w:jc w:val="both"/>
-      </w:pPr>
-      <w:r>
-        <w:t>[19:33 - 19:46] Se usan, no sé, los conceptos que están más en boga, participación, fortalecimiento, no sé, redes, apoyo social. Pero</w:t>
+        <w:t>Pero aparte de Alipio, es que en psicología comunitaria como que se usan otros conceptos.</w:t>
+      </w:r>
+    </w:p>
+    <w:p>
+      <w:pPr>
+        <w:jc w:val="both"/>
+      </w:pPr>
+      <w:r>
+        <w:t>Se usan, no sé, los conceptos que están más en boga, participación, fortalecimiento, no sé, redes, apoyo social. Pero</w:t>
       </w:r>
       <w:r>
         <w:t xml:space="preserve"> desarrollo </w:t>
@@ -1495,7 +1495,7 @@
         <w:jc w:val="both"/>
       </w:pPr>
       <w:r>
-        <w:t xml:space="preserve">[20:00 - 20:03] No, creo </w:t>
+        <w:t xml:space="preserve">No, creo </w:t>
       </w:r>
       <w:r>
         <w:t>que,</w:t>
@@ -1510,7 +1510,7 @@
       </w:pPr>
       <w:r>
         <w:lastRenderedPageBreak/>
-        <w:t>[20:04 - 20:14] Igual crees que tengan dimensiones cercanas, por lo menos lo que podemos intuir que es florecimiento humano, o sientes que apuntan como a otras direcciones.</w:t>
+        <w:t>Igual crees que tengan dimensiones cercanas, por lo menos lo que podemos intuir que es florecimiento humano, o sientes que apuntan como a otras direcciones.</w:t>
       </w:r>
     </w:p>
     <w:p>
@@ -1537,7 +1537,7 @@
         <w:jc w:val="both"/>
       </w:pPr>
       <w:r>
-        <w:t>[20:15 - 20:26] O sea. Por lo menos, así como en el artículo que estamos escribiendo ahora de desarrollo humano integral, considerando la dimensión comunitaria y cultural,</w:t>
+        <w:t>O sea. Por lo menos, así como en el artículo que estamos escribiendo ahora de desarrollo humano integral, considerando la dimensión comunitaria y cultural,</w:t>
       </w:r>
       <w:r>
         <w:t xml:space="preserve"> </w:t>
@@ -1557,7 +1557,7 @@
         <w:jc w:val="both"/>
       </w:pPr>
       <w:r>
-        <w:t>[20:40 - 20:46] De hecho, lo estaba como buscando para no mentirte, así como para no inventar</w:t>
+        <w:t>De hecho, lo estaba como buscando para no mentirte, así como para no inventar</w:t>
       </w:r>
       <w:r>
         <w:t>.</w:t>
@@ -1568,15 +1568,15 @@
         <w:jc w:val="both"/>
       </w:pPr>
       <w:r>
-        <w:t>[20:49 - 21:06] Pero acá, claro, de hecho, tenemos como componente, todavía no sabemos bien cómo, que está muy en pañales, porque estamos, de verdad, recién ahora, como que terminamos de analizar los datos en enero, entonces estamos recién ahora escribiendo el artículo.</w:t>
-      </w:r>
-    </w:p>
-    <w:p>
-      <w:pPr>
-        <w:jc w:val="both"/>
-      </w:pPr>
-      <w:r>
-        <w:t>[21:06 - 21:16] Pero para nosotros, por lo menos el modelo relacional que estamos armando, sí es importante, parece, y de manera emergente, por las propias personas,</w:t>
+        <w:t>Pero acá, claro, de hecho, tenemos como componente, todavía no sabemos bien cómo, que está muy en pañales, porque estamos, de verdad, recién ahora, como que terminamos de analizar los datos en enero, entonces estamos recién ahora escribiendo el artículo.</w:t>
+      </w:r>
+    </w:p>
+    <w:p>
+      <w:pPr>
+        <w:jc w:val="both"/>
+      </w:pPr>
+      <w:r>
+        <w:t>Pero para nosotros, por lo menos el modelo relacional que estamos armando, sí es importante, parece, y de manera emergente, por las propias personas,</w:t>
       </w:r>
       <w:r>
         <w:t xml:space="preserve"> la </w:t>
@@ -1590,7 +1590,7 @@
         <w:jc w:val="both"/>
       </w:pPr>
       <w:r>
-        <w:t xml:space="preserve">[21:27 - 21:38] Entonces, sí, nosotros lo relacionamos, </w:t>
+        <w:t xml:space="preserve">Entonces, sí, nosotros lo relacionamos, </w:t>
       </w:r>
       <w:r>
         <w:t>pero,</w:t>
@@ -1604,7 +1604,7 @@
         <w:jc w:val="both"/>
       </w:pPr>
       <w:r>
-        <w:t xml:space="preserve">[21:38 - 21:51] Así como </w:t>
+        <w:t xml:space="preserve">Así como </w:t>
       </w:r>
       <w:commentRangeStart w:id="7"/>
       <w:r>
@@ -1638,7 +1638,7 @@
         <w:jc w:val="both"/>
       </w:pPr>
       <w:r>
-        <w:t>[21:52 - 22:03] No sé, yo siento que</w:t>
+        <w:t>No sé, yo siento que</w:t>
       </w:r>
       <w:r>
         <w:t xml:space="preserve"> </w:t>
@@ -1673,7 +1673,7 @@
         <w:jc w:val="both"/>
       </w:pPr>
       <w:r>
-        <w:t>[22:04 - 22:17] Pero igual, lo que nos sorprendió, sobre todo en el caso de Chile, creo que en los otros países un poco menos, hemos tenido muchos psicólogos, yo creo que es como la disciplina más representada,</w:t>
+        <w:t>Pero igual, lo que nos sorprendió, sobre todo en el caso de Chile, creo que en los otros países un poco menos, hemos tenido muchos psicólogos, yo creo que es como la disciplina más representada,</w:t>
       </w:r>
       <w:r>
         <w:t xml:space="preserve"> </w:t>
@@ -1693,7 +1693,7 @@
         <w:jc w:val="both"/>
       </w:pPr>
       <w:r>
-        <w:t xml:space="preserve">[22:35 - 22:47] Y en ese sentido, pasando ya un poco a otro tema, quería preguntarte un poco por cuál es la formación académica, tanto de tus estudiantes como también de los colegas que trabajan en ese ámbito, digamos, de fortalecimiento humano. O sea, algo mencionaba respecto a la interdisciplina de los colegas, pero sé </w:t>
+        <w:t xml:space="preserve">Y en ese sentido, pasando ya un poco a otro tema, quería preguntarte un poco por cuál es la formación académica, tanto de tus estudiantes como también de los colegas que trabajan en ese ámbito, digamos, de fortalecimiento humano. O sea, algo mencionaba respecto a la interdisciplina de los colegas, pero sé </w:t>
       </w:r>
       <w:r>
         <w:t>que,</w:t>
@@ -1707,7 +1707,7 @@
         <w:jc w:val="both"/>
       </w:pPr>
       <w:r>
-        <w:t>[22:58 - 23:03] Entonces, preguntarte por tanto la disciplina, un poco de formación, como también por el nivel académico.</w:t>
+        <w:t>Entonces, preguntarte por tanto la disciplina, un poco de formación, como también por el nivel académico.</w:t>
       </w:r>
     </w:p>
     <w:p>
@@ -1734,7 +1734,7 @@
         <w:jc w:val="both"/>
       </w:pPr>
       <w:r>
-        <w:t>[23:06 - 23:14] Pero la pregunta es, ¿cuál es nuestra</w:t>
+        <w:t>Pero la pregunta es, ¿cuál es nuestra</w:t>
       </w:r>
       <w:r>
         <w:t xml:space="preserve"> formación </w:t>
@@ -1767,7 +1767,7 @@
         <w:jc w:val="both"/>
       </w:pPr>
       <w:r>
-        <w:t>[23:15 - 23:23] Claro, tanto de los estudiantes que trabajan contigo, como también de los colegas que trabajan contigo, ¿cuál es la formación académica que tienen?</w:t>
+        <w:t>Claro, tanto de los estudiantes que trabajan contigo, como también de los colegas que trabajan contigo, ¿cuál es la formación académica que tienen?</w:t>
       </w:r>
     </w:p>
     <w:p>
@@ -1797,7 +1797,7 @@
         <w:jc w:val="both"/>
       </w:pPr>
       <w:r>
-        <w:t>[23:26 - 23:37] O sea, mis colegas todos tienen formación, todos tienen su título profesional, su magisterio y su doctorado, en su respectiva disciplina. Esa es la pregunta, ¿verdad? Sí, también.</w:t>
+        <w:t>O sea, mis colegas todos tienen formación, todos tienen su título profesional, su magisterio y su doctorado, en su respectiva disciplina. Esa es la pregunta, ¿verdad? Sí, también.</w:t>
       </w:r>
     </w:p>
     <w:p>
@@ -1824,7 +1824,7 @@
         <w:jc w:val="both"/>
       </w:pPr>
       <w:r>
-        <w:t>[23:37 - 23:46] Como entre tanto disciplina, como claro, como los logros, digamos, los niveles, claro, como hay magisterio, doctorado, como mencionaba.</w:t>
+        <w:t>Como entre tanto disciplina, como claro, como los logros, digamos, los niveles, claro, como hay magisterio, doctorado, como mencionaba.</w:t>
       </w:r>
     </w:p>
     <w:p>
@@ -1851,7 +1851,7 @@
         <w:jc w:val="both"/>
       </w:pPr>
       <w:r>
-        <w:t>[23:47 - 23:58] Sí, o sea, yo con las personas que he trabajado, todos tienen</w:t>
+        <w:t>Sí, o sea, yo con las personas que he trabajado, todos tienen</w:t>
       </w:r>
       <w:r>
         <w:t xml:space="preserve"> d</w:t>
@@ -1871,7 +1871,7 @@
         <w:jc w:val="both"/>
       </w:pPr>
       <w:r>
-        <w:t>[24:08 - 24:19] Ahora, por ejemplo, yo sé, o sea, por ejemplo, Rodrigo, el médico, ¿qué te comentaba? Rodrigo López, él me parece, no sé si es un magister,</w:t>
+        <w:t>Ahora, por ejemplo, yo sé, o sea, por ejemplo, Rodrigo, el médico, ¿qué te comentaba? Rodrigo López, él me parece, no sé si es un magister,</w:t>
       </w:r>
       <w:r>
         <w:t xml:space="preserve"> </w:t>
@@ -1885,7 +1885,7 @@
         <w:jc w:val="both"/>
       </w:pPr>
       <w:r>
-        <w:t>[24:29 - 24:32] Después, no sé, por ejemplo, hay otros colegas con los que yo he trabajado que no</w:t>
+        <w:t>Después, no sé, por ejemplo, hay otros colegas con los que yo he trabajado que no</w:t>
       </w:r>
       <w:r>
         <w:t xml:space="preserve"> que </w:t>
@@ -1911,15 +1911,15 @@
         <w:jc w:val="both"/>
       </w:pPr>
       <w:r>
-        <w:t>[24:59 - 25:10] Ahora, Gonzalo Evers, entiendo, me parece, como economista, que sí, lo trabajaba, pero más desde lo económico, material, ingresos.</w:t>
-      </w:r>
-    </w:p>
-    <w:p>
-      <w:pPr>
-        <w:jc w:val="both"/>
-      </w:pPr>
-      <w:r>
-        <w:t>[25:14 - 25:24] Ahora, bueno, eso con los colegas</w:t>
+        <w:t>Ahora, Gonzalo Evers, entiendo, me parece, como economista, que sí, lo trabajaba, pero más desde lo económico, material, ingresos.</w:t>
+      </w:r>
+    </w:p>
+    <w:p>
+      <w:pPr>
+        <w:jc w:val="both"/>
+      </w:pPr>
+      <w:r>
+        <w:t>Ahora, bueno, eso con los colegas</w:t>
       </w:r>
       <w:r>
         <w:t>.</w:t>
@@ -1972,7 +1972,7 @@
         <w:jc w:val="both"/>
       </w:pPr>
       <w:r>
-        <w:t>[25:47 - 25:58] Pero en el caso del proyecto que tenemos actualmente, participaron activamente seis estudiantes</w:t>
+        <w:t>Pero en el caso del proyecto que tenemos actualmente, participaron activamente seis estudiantes</w:t>
       </w:r>
       <w:r>
         <w:t xml:space="preserve">, </w:t>
@@ -2070,7 +2070,7 @@
         <w:jc w:val="both"/>
       </w:pPr>
       <w:r>
-        <w:t xml:space="preserve">[27:49 - 27:59] </w:t>
+        <w:t xml:space="preserve"/>
       </w:r>
       <w:r>
         <w:t>Y</w:t>
@@ -2118,7 +2118,7 @@
         <w:jc w:val="both"/>
       </w:pPr>
       <w:r>
-        <w:t xml:space="preserve">[28:23 - 28:26] </w:t>
+        <w:t xml:space="preserve"/>
       </w:r>
       <w:r>
         <w:t>P</w:t>
@@ -2151,7 +2151,7 @@
         <w:jc w:val="both"/>
       </w:pPr>
       <w:r>
-        <w:t xml:space="preserve">[28:26 - 28:35] </w:t>
+        <w:t xml:space="preserve"/>
       </w:r>
       <w:r>
         <w:t>E</w:t>
@@ -2184,7 +2184,7 @@
         <w:jc w:val="both"/>
       </w:pPr>
       <w:r>
-        <w:t xml:space="preserve">[28:38 - 28:48] </w:t>
+        <w:t xml:space="preserve"/>
       </w:r>
       <w:r>
         <w:t xml:space="preserve">O </w:t>
@@ -2527,7 +2527,7 @@
         <w:jc w:val="both"/>
       </w:pPr>
       <w:r>
-        <w:t xml:space="preserve">[35:13 - 35:20] </w:t>
+        <w:t xml:space="preserve"/>
       </w:r>
       <w:r>
         <w:t>N</w:t>
@@ -2591,7 +2591,7 @@
         <w:jc w:val="both"/>
       </w:pPr>
       <w:r>
-        <w:t>[35:51 - 36:10] Entonces yo creo que sí es viable, cohesión social también, hay un montón de, oye, todos los fondos de investigación aplicada, el FONDEF, el FONI, tienen líneas prioritarias de cohesión social, que igual se vincula a desarrollo humana integral, entonces yo creo que sí, que sí hay disponibilidad.</w:t>
+        <w:t>Entonces yo creo que sí es viable, cohesión social también, hay un montón de, oye, todos los fondos de investigación aplicada, el FONDEF, el FONI, tienen líneas prioritarias de cohesión social, que igual se vincula a desarrollo humana integral, entonces yo creo que sí, que sí hay disponibilidad.</w:t>
       </w:r>
     </w:p>
     <w:p>
@@ -2613,7 +2613,7 @@
         <w:jc w:val="both"/>
       </w:pPr>
       <w:r>
-        <w:t>[36:16 - 36:44] Sí, no, claro, es el tema, porque hay una pregunta justo sobre cómo tú consigues los fondos, los recursos necesarios, y ahí, bueno, antes mencionaba harto los fondos como internos de la universidad, también los fondos, y ahora, claro, comentabas un ecosistema, el ecosistema, digamos, más amplio que existe en Chile, en tu caso, digamos, ¿te mueves en todos estos ámbitos, o hay algunos, digamos, en particular, donde te mueves para poder conseguir los fondos para realizar tu trabajo de investigación?</w:t>
+        <w:t>Sí, no, claro, es el tema, porque hay una pregunta justo sobre cómo tú consigues los fondos, los recursos necesarios, y ahí, bueno, antes mencionaba harto los fondos como internos de la universidad, también los fondos, y ahora, claro, comentabas un ecosistema, el ecosistema, digamos, más amplio que existe en Chile, en tu caso, digamos, ¿te mueves en todos estos ámbitos, o hay algunos, digamos, en particular, donde te mueves para poder conseguir los fondos para realizar tu trabajo de investigación?</w:t>
       </w:r>
     </w:p>
     <w:p>
@@ -2640,7 +2640,7 @@
         <w:jc w:val="both"/>
       </w:pPr>
       <w:r>
-        <w:t>[36:53 - 37:17] Sí, o sea, yo me muevo en todos esos ámbitos, o sea, ahora, en general, con todos mis temas, no solo con desarrollo humano integral, pero en general sí, o sea, yo postulo regularmente a FONDE</w:t>
+        <w:t>Sí, o sea, yo me muevo en todos esos ámbitos, o sea, ahora, en general, con todos mis temas, no solo con desarrollo humano integral, pero en general sí, o sea, yo postulo regularmente a FONDE</w:t>
       </w:r>
       <w:r>
         <w:t>CIT</w:t>
@@ -2670,7 +2670,7 @@
         <w:jc w:val="both"/>
       </w:pPr>
       <w:r>
-        <w:t>[38:48 - 39:14] ¿Cómo podría ser un FONDECIT? Que, hay mucha gente que se queja de los FONDECIT, yo lo sé, pero</w:t>
+        <w:t>¿Cómo podría ser un FONDECIT? Que, hay mucha gente que se queja de los FONDECIT, yo lo sé, pero</w:t>
       </w:r>
       <w:r>
         <w:t xml:space="preserve"> </w:t>
@@ -2684,7 +2684,7 @@
         <w:jc w:val="both"/>
       </w:pPr>
       <w:r>
-        <w:t>[39:14 - 39:14] Todos los meses.</w:t>
+        <w:t>Todos los meses.</w:t>
       </w:r>
     </w:p>
     <w:p>
@@ -2711,15 +2711,15 @@
         <w:jc w:val="both"/>
       </w:pPr>
       <w:r>
-        <w:t>[39:15 - 39:18] Y, te quería preguntar algo puntual respecto a ese fondo internacional.</w:t>
-      </w:r>
-    </w:p>
-    <w:p>
-      <w:pPr>
-        <w:jc w:val="both"/>
-      </w:pPr>
-      <w:r>
-        <w:t xml:space="preserve">[39:18 - 39:32] De aprendizaje y servicio, porque, te lo pregunto porque, claro, la conversación con investigadores chilenos, diferentes disciplinas, surgen mucho, claro, como el ecosistema </w:t>
+        <w:t>Y, te quería preguntar algo puntual respecto a ese fondo internacional.</w:t>
+      </w:r>
+    </w:p>
+    <w:p>
+      <w:pPr>
+        <w:jc w:val="both"/>
+      </w:pPr>
+      <w:r>
+        <w:t xml:space="preserve">De aprendizaje y servicio, porque, te lo pregunto porque, claro, la conversación con investigadores chilenos, diferentes disciplinas, surgen mucho, claro, como el ecosistema </w:t>
       </w:r>
       <w:r>
         <w:rPr>
@@ -2736,7 +2736,7 @@
         <w:jc w:val="both"/>
       </w:pPr>
       <w:r>
-        <w:t xml:space="preserve">[39:32 - 39:42] Entonces, te quería preguntar si recuerdas cuál es la institución, digamos, que lo ofrece. Yo recuerdo haber visto </w:t>
+        <w:t xml:space="preserve">Entonces, te quería preguntar si recuerdas cuál es la institución, digamos, que lo ofrece. Yo recuerdo haber visto </w:t>
       </w:r>
       <w:r>
         <w:t xml:space="preserve">algún </w:t>
@@ -2775,7 +2775,7 @@
         <w:jc w:val="both"/>
       </w:pPr>
       <w:r>
-        <w:t xml:space="preserve">[39:43 - 39:44] Es la misma, </w:t>
+        <w:t xml:space="preserve">Es la misma, </w:t>
       </w:r>
       <w:commentRangeStart w:id="8"/>
       <w:r>
@@ -2818,7 +2818,7 @@
         <w:jc w:val="both"/>
       </w:pPr>
       <w:r>
-        <w:t>[39:45 - 39:45] Eso, ok.</w:t>
+        <w:t>Eso, ok.</w:t>
       </w:r>
     </w:p>
     <w:p>
@@ -2845,15 +2845,15 @@
         <w:jc w:val="both"/>
       </w:pPr>
       <w:r>
-        <w:t>[39:46 - 39:48] De los de Uniservitate, sí, es con ellos.</w:t>
-      </w:r>
-    </w:p>
-    <w:p>
-      <w:pPr>
-        <w:jc w:val="both"/>
-      </w:pPr>
-      <w:r>
-        <w:t xml:space="preserve">[39:49 - 40:17] Sí, Uniservitate, bueno, y el FONDEDOC también. El FONDEDOC y el Uniservitate son dos fondos que yo he tenido, yo he tenido tres FONDEDOC, y ahora actualmente el Uniservitate, que </w:t>
+        <w:t>De los de Uniservitate, sí, es con ellos.</w:t>
+      </w:r>
+    </w:p>
+    <w:p>
+      <w:pPr>
+        <w:jc w:val="both"/>
+      </w:pPr>
+      <w:r>
+        <w:t xml:space="preserve">Sí, Uniservitate, bueno, y el FONDEDOC también. El FONDEDOC y el Uniservitate son dos fondos que yo he tenido, yo he tenido tres FONDEDOC, y ahora actualmente el Uniservitate, que </w:t>
       </w:r>
       <w:r>
         <w:lastRenderedPageBreak/>
@@ -2877,7 +2877,7 @@
         <w:jc w:val="both"/>
       </w:pPr>
       <w:r>
-        <w:t>[40:19 - 40:43] Y son fondos, son fondos que son fáciles de gestionar, muy fáciles, y que son muy flexibles también, como que permiten, por ejemplo, como te decía, como incorporar como referentes teóricos como el desarrollo humano integral, a pesar de que uno esté trabajando temas pedagógicos como el aprendizaje de servicios.</w:t>
+        <w:t>Y son fondos, son fondos que son fáciles de gestionar, muy fáciles, y que son muy flexibles también, como que permiten, por ejemplo, como te decía, como incorporar como referentes teóricos como el desarrollo humano integral, a pesar de que uno esté trabajando temas pedagógicos como el aprendizaje de servicios.</w:t>
       </w:r>
     </w:p>
     <w:p>
@@ -2904,15 +2904,15 @@
         <w:jc w:val="both"/>
       </w:pPr>
       <w:r>
-        <w:t>[40:46 - 40:47] Perfecto.</w:t>
-      </w:r>
-    </w:p>
-    <w:p>
-      <w:pPr>
-        <w:jc w:val="both"/>
-      </w:pPr>
-      <w:r>
-        <w:t>[40:49 - 41:15] Bueno, la pregunta, bueno, tenemos alguna, tenemos una que voy a dejar para el final de la realidad, pero quería preguntarte ahora, pasando un poco al tema de redes, ¿cuáles ves que son los principales organismos de investigación que trabajan sobre el florecimiento humano en Chile y en América Latina? Eso puede referirse a redes, centros, asociaciones profesionales, académicas, y también a sus medios de divulgación. ¿Qué es lo que ves ahí o que tienes en tu radar?</w:t>
+        <w:t>Perfecto.</w:t>
+      </w:r>
+    </w:p>
+    <w:p>
+      <w:pPr>
+        <w:jc w:val="both"/>
+      </w:pPr>
+      <w:r>
+        <w:t>Bueno, la pregunta, bueno, tenemos alguna, tenemos una que voy a dejar para el final de la realidad, pero quería preguntarte ahora, pasando un poco al tema de redes, ¿cuáles ves que son los principales organismos de investigación que trabajan sobre el florecimiento humano en Chile y en América Latina? Eso puede referirse a redes, centros, asociaciones profesionales, académicas, y también a sus medios de divulgación. ¿Qué es lo que ves ahí o que tienes en tu radar?</w:t>
       </w:r>
     </w:p>
     <w:p>
@@ -2939,7 +2939,7 @@
         <w:jc w:val="both"/>
       </w:pPr>
       <w:r>
-        <w:t>[41:17 - 41:17] Sobre</w:t>
+        <w:t>Sobre</w:t>
       </w:r>
       <w:r>
         <w:t xml:space="preserve"> Desarrollo </w:t>
@@ -2953,31 +2953,31 @@
         <w:jc w:val="both"/>
       </w:pPr>
       <w:r>
-        <w:t>[41:37 - 41:46] Ese, yo diría que es el principal organismo, a mí me ha tocado colaborar con ellos, los informes, y bueno, creo que es un súper importante referente.</w:t>
-      </w:r>
-    </w:p>
-    <w:p>
-      <w:pPr>
-        <w:jc w:val="both"/>
-      </w:pPr>
-      <w:r>
-        <w:t>[41:49 - 42:05] Yo creo que tal vez otro organismo, pero en realidad, el que trabaja en pobreza. No sé si tanto con desarrollo humano es la FUSUBO, la Fundación Superación de la Pobreza.</w:t>
-      </w:r>
-    </w:p>
-    <w:p>
-      <w:pPr>
-        <w:jc w:val="both"/>
-      </w:pPr>
-      <w:r>
-        <w:t>[42:06 - 42:08] Pero están más orientados a pobreza.</w:t>
-      </w:r>
-    </w:p>
-    <w:p>
-      <w:pPr>
-        <w:jc w:val="both"/>
-      </w:pPr>
-      <w:r>
-        <w:t>[42:10 - 42:23] Ahora han ido con el tiempo como ampliando su visión de la pobreza, y tienen una visión multidimensional, que es muy cercana a lo que es el desarrollo humanista general, pero igual siempre es desde</w:t>
+        <w:t>Ese, yo diría que es el principal organismo, a mí me ha tocado colaborar con ellos, los informes, y bueno, creo que es un súper importante referente.</w:t>
+      </w:r>
+    </w:p>
+    <w:p>
+      <w:pPr>
+        <w:jc w:val="both"/>
+      </w:pPr>
+      <w:r>
+        <w:t>Yo creo que tal vez otro organismo, pero en realidad, el que trabaja en pobreza. No sé si tanto con desarrollo humano es la FUSUBO, la Fundación Superación de la Pobreza.</w:t>
+      </w:r>
+    </w:p>
+    <w:p>
+      <w:pPr>
+        <w:jc w:val="both"/>
+      </w:pPr>
+      <w:r>
+        <w:t>Pero están más orientados a pobreza.</w:t>
+      </w:r>
+    </w:p>
+    <w:p>
+      <w:pPr>
+        <w:jc w:val="both"/>
+      </w:pPr>
+      <w:r>
+        <w:t>Ahora han ido con el tiempo como ampliando su visión de la pobreza, y tienen una visión multidimensional, que es muy cercana a lo que es el desarrollo humanista general, pero igual siempre es desde</w:t>
       </w:r>
       <w:r>
         <w:t xml:space="preserve"> </w:t>
@@ -2991,23 +2991,23 @@
         <w:jc w:val="both"/>
       </w:pPr>
       <w:r>
-        <w:t>[42:26 - 42:33] Hay varios centros como que abordan temas de bienestar, por ejemplo, la Universidad del Desarrollo y el Centro sobre Bienestar.</w:t>
-      </w:r>
-    </w:p>
-    <w:p>
-      <w:pPr>
-        <w:jc w:val="both"/>
-      </w:pPr>
-      <w:r>
-        <w:t>[42:34 - 42:43] Como conceptos afines, como que trabajan conceptos afines, pero que yo sepa, los investigadores no los asocian a desarrollo humano o a florecimiento humano directamente.</w:t>
-      </w:r>
-    </w:p>
-    <w:p>
-      <w:pPr>
-        <w:jc w:val="both"/>
-      </w:pPr>
-      <w:r>
-        <w:t>[42:44 - 42:53] O sea, es como, uno podría decir, ah, es como, no me acuerdo el nombre, pero el Centro de Bienestar de la Universidad</w:t>
+        <w:t>Hay varios centros como que abordan temas de bienestar, por ejemplo, la Universidad del Desarrollo y el Centro sobre Bienestar.</w:t>
+      </w:r>
+    </w:p>
+    <w:p>
+      <w:pPr>
+        <w:jc w:val="both"/>
+      </w:pPr>
+      <w:r>
+        <w:t>Como conceptos afines, como que trabajan conceptos afines, pero que yo sepa, los investigadores no los asocian a desarrollo humano o a florecimiento humano directamente.</w:t>
+      </w:r>
+    </w:p>
+    <w:p>
+      <w:pPr>
+        <w:jc w:val="both"/>
+      </w:pPr>
+      <w:r>
+        <w:t>O sea, es como, uno podría decir, ah, es como, no me acuerdo el nombre, pero el Centro de Bienestar de la Universidad</w:t>
       </w:r>
       <w:r>
         <w:t xml:space="preserve"> d</w:t>
@@ -3022,15 +3022,15 @@
       </w:pPr>
       <w:r>
         <w:lastRenderedPageBreak/>
-        <w:t>[42:53 - 43:04] O sea, en realidad como que tú tendrías que hacer esa, como esa asociación, no que ellos la vayan a hacer. O yo por lo menos hablando con los investigadores de ahí, no lo hacen tanto.</w:t>
-      </w:r>
-    </w:p>
-    <w:p>
-      <w:pPr>
-        <w:jc w:val="both"/>
-      </w:pPr>
-      <w:r>
-        <w:t>[43:06 - 43:20] También en universidades regionales, hay universidades que trabajan temas de desarrollo social, la UFRO, tengo colegas, pero yo no sé si nos vinculan tanto a desarrollo humano</w:t>
+        <w:t>O sea, en realidad como que tú tendrías que hacer esa, como esa asociación, no que ellos la vayan a hacer. O yo por lo menos hablando con los investigadores de ahí, no lo hacen tanto.</w:t>
+      </w:r>
+    </w:p>
+    <w:p>
+      <w:pPr>
+        <w:jc w:val="both"/>
+      </w:pPr>
+      <w:r>
+        <w:t>También en universidades regionales, hay universidades que trabajan temas de desarrollo social, la UFRO, tengo colegas, pero yo no sé si nos vinculan tanto a desarrollo humano</w:t>
       </w:r>
       <w:r>
         <w:t xml:space="preserve"> o </w:t>
@@ -3044,7 +3044,7 @@
         <w:jc w:val="both"/>
       </w:pPr>
       <w:r>
-        <w:t>[43:28 - 43:38] Además también, en general, tienen una visión, muchas de estas universidades tienen una visión crítica, igual, del concepto. Si lo vinculan es como para criticarlo.</w:t>
+        <w:t>Además también, en general, tienen una visión, muchas de estas universidades tienen una visión crítica, igual, del concepto. Si lo vinculan es como para criticarlo.</w:t>
       </w:r>
     </w:p>
     <w:p>
@@ -3071,39 +3071,39 @@
         <w:jc w:val="both"/>
       </w:pPr>
       <w:r>
-        <w:t>[43:39 - 43:50] No, no está pasando que efectivamente nos llegaran respuestas críticas. Bueno, hemos tenido, digamos, un reclutamiento, o sea, no muy amplio en términos de número, pero con perfiles muy distintos.</w:t>
-      </w:r>
-    </w:p>
-    <w:p>
-      <w:pPr>
-        <w:jc w:val="both"/>
-      </w:pPr>
-      <w:r>
-        <w:t>[43:51 - 43:59] Entonces, si han llegado alguna respuesta crítica, pero me parece interesante que efectivamente como alguna de las universidades, de la Universidad del Desarrollo, la UFRO también, etc.</w:t>
-      </w:r>
-    </w:p>
-    <w:p>
-      <w:pPr>
-        <w:jc w:val="both"/>
-      </w:pPr>
-      <w:r>
-        <w:t>[43:59 - 44:09] O sea, efectivamente como ese mapa que mencionas, un poco como refleja o tiene como algo en común con el mapa que se ha ido armando, digamos, en nuestro caso.</w:t>
-      </w:r>
-    </w:p>
-    <w:p>
-      <w:pPr>
-        <w:jc w:val="both"/>
-      </w:pPr>
-      <w:r>
-        <w:t>[44:09 - 44:21] Así que eso me parece súper interesante. Te quería preguntar ahora un poco, bueno, algo mencionaste anteriormente, un poco los colegas con los que ha trabajado. ¿Qué es lo que ha hecho?</w:t>
-      </w:r>
-    </w:p>
-    <w:p>
-      <w:pPr>
-        <w:jc w:val="both"/>
-      </w:pPr>
-      <w:r>
-        <w:t>[44:21 - 44:35] Por ejemplo, en el interdisciplinario, pero quería preguntarte si tendría como nombres de dos o tres como investigadores relevantes como en este ámbito que recomendarías entrevistar</w:t>
+        <w:t>No, no está pasando que efectivamente nos llegaran respuestas críticas. Bueno, hemos tenido, digamos, un reclutamiento, o sea, no muy amplio en términos de número, pero con perfiles muy distintos.</w:t>
+      </w:r>
+    </w:p>
+    <w:p>
+      <w:pPr>
+        <w:jc w:val="both"/>
+      </w:pPr>
+      <w:r>
+        <w:t>Entonces, si han llegado alguna respuesta crítica, pero me parece interesante que efectivamente como alguna de las universidades, de la Universidad del Desarrollo, la UFRO también, etc.</w:t>
+      </w:r>
+    </w:p>
+    <w:p>
+      <w:pPr>
+        <w:jc w:val="both"/>
+      </w:pPr>
+      <w:r>
+        <w:t>O sea, efectivamente como ese mapa que mencionas, un poco como refleja o tiene como algo en común con el mapa que se ha ido armando, digamos, en nuestro caso.</w:t>
+      </w:r>
+    </w:p>
+    <w:p>
+      <w:pPr>
+        <w:jc w:val="both"/>
+      </w:pPr>
+      <w:r>
+        <w:t>Así que eso me parece súper interesante. Te quería preguntar ahora un poco, bueno, algo mencionaste anteriormente, un poco los colegas con los que ha trabajado. ¿Qué es lo que ha hecho?</w:t>
+      </w:r>
+    </w:p>
+    <w:p>
+      <w:pPr>
+        <w:jc w:val="both"/>
+      </w:pPr>
+      <w:r>
+        <w:t>Por ejemplo, en el interdisciplinario, pero quería preguntarte si tendría como nombres de dos o tres como investigadores relevantes como en este ámbito que recomendarías entrevistar</w:t>
       </w:r>
       <w:r>
         <w:t xml:space="preserve">. </w:t>
@@ -3136,23 +3136,23 @@
         <w:jc w:val="both"/>
       </w:pPr>
       <w:r>
-        <w:t>[44:43 - 44:55] O sea, yo a quién recomendaría, sí o sí, a Rodrigo López. O sea, él es como un experto para mí en este tema. Si quieres después te puedo mandar su mail.</w:t>
-      </w:r>
-    </w:p>
-    <w:p>
-      <w:pPr>
-        <w:jc w:val="both"/>
-      </w:pPr>
-      <w:r>
-        <w:t>[44:57 - 45:08] Y bueno, a Cristian también. Cristian Hodge. También creo que lleva años trabajando en esto y además él conoce a mucha gente.</w:t>
-      </w:r>
-    </w:p>
-    <w:p>
-      <w:pPr>
-        <w:jc w:val="both"/>
-      </w:pPr>
-      <w:r>
-        <w:t xml:space="preserve">[45:08 - 45:20] Yo creo que él te podría recomendar personas para entrevistar también. Ellos dos años, como que ellos van a las conferencias. Yo sé que hay varias conferencias internacionales de desarrollo humano y </w:t>
+        <w:t>O sea, yo a quién recomendaría, sí o sí, a Rodrigo López. O sea, él es como un experto para mí en este tema. Si quieres después te puedo mandar su mail.</w:t>
+      </w:r>
+    </w:p>
+    <w:p>
+      <w:pPr>
+        <w:jc w:val="both"/>
+      </w:pPr>
+      <w:r>
+        <w:t>Y bueno, a Cristian también. Cristian Hodge. También creo que lleva años trabajando en esto y además él conoce a mucha gente.</w:t>
+      </w:r>
+    </w:p>
+    <w:p>
+      <w:pPr>
+        <w:jc w:val="both"/>
+      </w:pPr>
+      <w:r>
+        <w:t xml:space="preserve">Yo creo que él te podría recomendar personas para entrevistar también. Ellos dos años, como que ellos van a las conferencias. Yo sé que hay varias conferencias internacionales de desarrollo humano y </w:t>
       </w:r>
       <w:r>
         <w:t>han ido</w:t>
@@ -3166,7 +3166,7 @@
         <w:jc w:val="both"/>
       </w:pPr>
       <w:r>
-        <w:t>[45:20 - 45:34] Y si conocen a los exponentes internacionales, de primera mano, entonces yo creo que ellos pueden como vincularte con otras personas.</w:t>
+        <w:t>Y si conocen a los exponentes internacionales, de primera mano, entonces yo creo que ellos pueden como vincularte con otras personas.</w:t>
       </w:r>
     </w:p>
     <w:p>
@@ -3189,23 +3189,23 @@
       </w:pPr>
       <w:r>
         <w:lastRenderedPageBreak/>
-        <w:t>[45:36 - 45:46] Y mira, la última pregunta que me queda a mí, después igual voy a preguntar a Hugo si hay algún tema que se me haya escapado. Algo que falto en realidad es preguntarte un poco más personalmente a ti.</w:t>
-      </w:r>
-    </w:p>
-    <w:p>
-      <w:pPr>
-        <w:jc w:val="both"/>
-      </w:pPr>
-      <w:r>
-        <w:t>[45:46 - 45:59] ¿Cuáles son las principales motivaciones que te mueven para abordar esos temas? Bueno, en tu caso el desarrollo humano. Son motivaciones más sociales, científicas, políticas, religiosas.</w:t>
-      </w:r>
-    </w:p>
-    <w:p>
-      <w:pPr>
-        <w:jc w:val="both"/>
-      </w:pPr>
-      <w:r>
-        <w:t xml:space="preserve">[46:01 - 46:11] ¿Cómo surge, digamos, a nivel un poco más, digamos, claro, como interno, ese impulso hacia el tema del desarrollo más integral o </w:t>
+        <w:t>Y mira, la última pregunta que me queda a mí, después igual voy a preguntar a Hugo si hay algún tema que se me haya escapado. Algo que falto en realidad es preguntarte un poco más personalmente a ti.</w:t>
+      </w:r>
+    </w:p>
+    <w:p>
+      <w:pPr>
+        <w:jc w:val="both"/>
+      </w:pPr>
+      <w:r>
+        <w:t>¿Cuáles son las principales motivaciones que te mueven para abordar esos temas? Bueno, en tu caso el desarrollo humano. Son motivaciones más sociales, científicas, políticas, religiosas.</w:t>
+      </w:r>
+    </w:p>
+    <w:p>
+      <w:pPr>
+        <w:jc w:val="both"/>
+      </w:pPr>
+      <w:r>
+        <w:t xml:space="preserve">¿Cómo surge, digamos, a nivel un poco más, digamos, claro, como interno, ese impulso hacia el tema del desarrollo más integral o </w:t>
       </w:r>
       <w:r>
         <w:t>florecimiento</w:t>
@@ -3238,7 +3238,7 @@
         <w:jc w:val="both"/>
       </w:pPr>
       <w:r>
-        <w:t>[46:17 - 46:29] Yo podría, no sé, podría decir que mi primera y tal vez la principal también primera motivación fue como vocacional, social</w:t>
+        <w:t>Yo podría, no sé, podría decir que mi primera y tal vez la principal también primera motivación fue como vocacional, social</w:t>
       </w:r>
       <w:r>
         <w:t xml:space="preserve">, </w:t>
@@ -3261,7 +3261,7 @@
         <w:jc w:val="both"/>
       </w:pPr>
       <w:r>
-        <w:t>[46:41 - 46:53] Y cuando yo estudié psicología, siempre estudié psicología pensando que quería trabajar en programas sociales, en intervención social. De hecho, yo me desempeñé profesionalmente, me desempeño todavía hoy profesionalmente</w:t>
+        <w:t>Y cuando yo estudié psicología, siempre estudié psicología pensando que quería trabajar en programas sociales, en intervención social. De hecho, yo me desempeñé profesionalmente, me desempeño todavía hoy profesionalmente</w:t>
       </w:r>
       <w:r>
         <w:t xml:space="preserve">, </w:t>
@@ -3275,7 +3275,7 @@
         <w:jc w:val="both"/>
       </w:pPr>
       <w:r>
-        <w:t xml:space="preserve">[47:10 - 47:22] Trabajé con mujeres que he </w:t>
+        <w:t xml:space="preserve">Trabajé con mujeres que he </w:t>
       </w:r>
       <w:r>
         <w:t xml:space="preserve">conocido </w:t>
@@ -3295,23 +3295,23 @@
         <w:jc w:val="both"/>
       </w:pPr>
       <w:r>
-        <w:t>[47:23 - 47:32] Y me pasó que llegué a la academia y también llegué a investigar estos temas porque sentí que mucho de lo que hacíamos en ese ámbito era muy improvisado.</w:t>
-      </w:r>
-    </w:p>
-    <w:p>
-      <w:pPr>
-        <w:jc w:val="both"/>
-      </w:pPr>
-      <w:r>
-        <w:t>[47:32 - 47:45] Y como que no había suficiente información, evidencia, acerca de lo que estábamos haciendo de información, pensando en la formación de profesionales, en el diseño de programas, en la toma de decisiones en política pública.</w:t>
-      </w:r>
-    </w:p>
-    <w:p>
-      <w:pPr>
-        <w:jc w:val="both"/>
-      </w:pPr>
-      <w:r>
-        <w:t>[47:47 - 47:57] Y bueno, por eso empecé a investigar. Y de hecho yo siempre</w:t>
+        <w:t>Y me pasó que llegué a la academia y también llegué a investigar estos temas porque sentí que mucho de lo que hacíamos en ese ámbito era muy improvisado.</w:t>
+      </w:r>
+    </w:p>
+    <w:p>
+      <w:pPr>
+        <w:jc w:val="both"/>
+      </w:pPr>
+      <w:r>
+        <w:t>Y como que no había suficiente información, evidencia, acerca de lo que estábamos haciendo de información, pensando en la formación de profesionales, en el diseño de programas, en la toma de decisiones en política pública.</w:t>
+      </w:r>
+    </w:p>
+    <w:p>
+      <w:pPr>
+        <w:jc w:val="both"/>
+      </w:pPr>
+      <w:r>
+        <w:t>Y bueno, por eso empecé a investigar. Y de hecho yo siempre</w:t>
       </w:r>
       <w:r>
         <w:t xml:space="preserve"> </w:t>
@@ -3334,7 +3334,7 @@
         <w:jc w:val="both"/>
       </w:pPr>
       <w:r>
-        <w:t>[47:59 - 48:11] Porque en el fondo lo que quería era hacer como un aporte social. O sea, como decir</w:t>
+        <w:t>Porque en el fondo lo que quería era hacer como un aporte social. O sea, como decir</w:t>
       </w:r>
       <w:r>
         <w:t xml:space="preserve"> </w:t>
@@ -3354,7 +3354,7 @@
         <w:jc w:val="both"/>
       </w:pPr>
       <w:r>
-        <w:t>[48:12 - 48:22] Esto se puede leer así, desde una mirada crítica. Esto recomendamos, esto no</w:t>
+        <w:t>Esto se puede leer así, desde una mirada crítica. Esto recomendamos, esto no</w:t>
       </w:r>
       <w:r>
         <w:t xml:space="preserve">. </w:t>
@@ -3374,7 +3374,7 @@
         <w:jc w:val="both"/>
       </w:pPr>
       <w:r>
-        <w:t>[48:24 - 48:35] Y me pasó</w:t>
+        <w:t>Y me pasó</w:t>
       </w:r>
       <w:r>
         <w:t xml:space="preserve"> y</w:t>
@@ -3398,7 +3398,7 @@
       </w:pPr>
       <w:r>
         <w:lastRenderedPageBreak/>
-        <w:t>[48:35 - 48:45] Y me pasó a pasar que el concepto pobreza me quedó chico</w:t>
+        <w:t>Y me pasó a pasar que el concepto pobreza me quedó chico</w:t>
       </w:r>
       <w:r>
         <w:t xml:space="preserve"> m</w:t>
@@ -3412,7 +3412,7 @@
         <w:jc w:val="both"/>
       </w:pPr>
       <w:r>
-        <w:t>[48:46 - 48:58] O sea, como que me faltaba el ser y el hacer. Y como que yo sentí que el concepto de desarrollo humano</w:t>
+        <w:t>O sea, como que me faltaba el ser y el hacer. Y como que yo sentí que el concepto de desarrollo humano</w:t>
       </w:r>
       <w:r>
         <w:t xml:space="preserve"> m</w:t>
@@ -3462,7 +3462,7 @@
         <w:jc w:val="both"/>
       </w:pPr>
       <w:r>
-        <w:t>[49:11 - 49:24] Y como tener esta mirada como más</w:t>
+        <w:t>Y como tener esta mirada como más</w:t>
       </w:r>
       <w:r>
         <w:t xml:space="preserve"> </w:t>
@@ -3500,7 +3500,7 @@
         <w:jc w:val="both"/>
       </w:pPr>
       <w:r>
-        <w:t>[49:34 - 49:46] Y también me pasaba con los conceptos de pobreza y desarrollo humano. Que sentía que eran muy</w:t>
+        <w:t>Y también me pasaba con los conceptos de pobreza y desarrollo humano. Que sentía que eran muy</w:t>
       </w:r>
       <w:r>
         <w:t xml:space="preserve"> c</w:t>
@@ -3553,7 +3553,7 @@
         <w:jc w:val="both"/>
       </w:pPr>
       <w:r>
-        <w:t xml:space="preserve">[50:00 - 50:12] Hay condiciones que favorecen o que restringen nuestras posibilidades. Y el desarrollo de nuestras potencialidades. Y que no hay que ser ciego a eso. Y que </w:t>
+        <w:t xml:space="preserve">Hay condiciones que favorecen o que restringen nuestras posibilidades. Y el desarrollo de nuestras potencialidades. Y que no hay que ser ciego a eso. Y que </w:t>
       </w:r>
       <w:r>
         <w:t>e</w:t>
@@ -3567,7 +3567,7 @@
         <w:jc w:val="both"/>
       </w:pPr>
       <w:r>
-        <w:t>[50:13 - 50:25] O sea, que también hay</w:t>
+        <w:t>O sea, que también hay</w:t>
       </w:r>
       <w:r>
         <w:t xml:space="preserve"> o</w:t>
@@ -3599,7 +3599,7 @@
         <w:jc w:val="both"/>
       </w:pPr>
       <w:r>
-        <w:t>[50:25 - 50:37] Fue como un camino. Y empecé a llegar a esto</w:t>
+        <w:t>Fue como un camino. Y empecé a llegar a esto</w:t>
       </w:r>
       <w:r>
         <w:t xml:space="preserve"> a d</w:t>
@@ -3625,7 +3625,7 @@
         <w:jc w:val="both"/>
       </w:pPr>
       <w:r>
-        <w:t>[50:37 - 50:50] Que influye recursivamente en lo que es la práctica. O sea, porque como el concepto de praxis</w:t>
+        <w:t>Que influye recursivamente en lo que es la práctica. O sea, porque como el concepto de praxis</w:t>
       </w:r>
       <w:r>
         <w:t xml:space="preserve"> donde la</w:t>
@@ -3822,7 +3822,7 @@
         <w:jc w:val="both"/>
       </w:pPr>
       <w:r>
-        <w:t>[51:42 - 51:54] Bueno, fue súper interesante. Y eso como que quedaba claro un poco en toda la entrevista</w:t>
+        <w:t>Bueno, fue súper interesante. Y eso como que quedaba claro un poco en toda la entrevista</w:t>
       </w:r>
       <w:r>
         <w:t>, p</w:t>
@@ -3867,7 +3867,7 @@
       </w:pPr>
       <w:r>
         <w:lastRenderedPageBreak/>
-        <w:t>[51:54 - 52:07] O sea, bueno, viniendo de afuera</w:t>
+        <w:t>O sea, bueno, viniendo de afuera</w:t>
       </w:r>
       <w:r>
         <w:t xml:space="preserve"> </w:t>
@@ -3912,7 +3912,7 @@
         <w:jc w:val="both"/>
       </w:pPr>
       <w:r>
-        <w:t>[52:07 - 52:20] Que quizás tienen eso como trayectorias</w:t>
+        <w:t>Que quizás tienen eso como trayectorias</w:t>
       </w:r>
       <w:r>
         <w:t xml:space="preserve"> y</w:t>
@@ -3944,7 +3944,7 @@
         <w:jc w:val="both"/>
       </w:pPr>
       <w:r>
-        <w:t>[52:21 - 52:22] Para aprovechar.</w:t>
+        <w:t>Para aprovechar.</w:t>
       </w:r>
     </w:p>
     <w:p>
@@ -3971,7 +3971,7 @@
         <w:jc w:val="both"/>
       </w:pPr>
       <w:r>
-        <w:t>[52:22 - 52:32] Sí</w:t>
+        <w:t>Sí</w:t>
       </w:r>
       <w:r>
         <w:t>, y</w:t>
@@ -4021,7 +4021,7 @@
         <w:jc w:val="both"/>
       </w:pPr>
       <w:r>
-        <w:t>[53:03 - 53:13] A estas nuevas generaciones para que estudien temas relacionados al desarrollo humano integral</w:t>
+        <w:t>A estas nuevas generaciones para que estudien temas relacionados al desarrollo humano integral</w:t>
       </w:r>
       <w:r>
         <w:t>,</w:t>
@@ -4041,7 +4041,7 @@
         <w:jc w:val="both"/>
       </w:pPr>
       <w:r>
-        <w:t>[53:14 - 53:21] Si puede notar si hay</w:t>
+        <w:t>Si puede notar si hay</w:t>
       </w:r>
       <w:r>
         <w:t xml:space="preserve"> o si</w:t>
@@ -4069,23 +4069,23 @@
         <w:jc w:val="both"/>
       </w:pPr>
       <w:r>
-        <w:t>[53:28 - 53:41] Bueno, creo que comenté algo similar a lo que tú me estás preguntando. En psicología yo siento, por lo menos en la católica, que no. O sea, no se está formando en esa línea.</w:t>
-      </w:r>
-    </w:p>
-    <w:p>
-      <w:pPr>
-        <w:jc w:val="both"/>
-      </w:pPr>
-      <w:r>
-        <w:t>[53:43 - 53:54] Comenté que había un curso optativo que es sobre pobreza, que lo ha dado Benito Garanda. Y que algo toca de desarrollo humano.</w:t>
-      </w:r>
-    </w:p>
-    <w:p>
-      <w:pPr>
-        <w:jc w:val="both"/>
-      </w:pPr>
-      <w:r>
-        <w:t>[53:54 - 54:05] Pero que es un curso más bien centrado en la mirada. De la Fundación Superación de la Pobreza</w:t>
+        <w:t>Bueno, creo que comenté algo similar a lo que tú me estás preguntando. En psicología yo siento, por lo menos en la católica, que no. O sea, no se está formando en esa línea.</w:t>
+      </w:r>
+    </w:p>
+    <w:p>
+      <w:pPr>
+        <w:jc w:val="both"/>
+      </w:pPr>
+      <w:r>
+        <w:t>Comenté que había un curso optativo que es sobre pobreza, que lo ha dado Benito Garanda. Y que algo toca de desarrollo humano.</w:t>
+      </w:r>
+    </w:p>
+    <w:p>
+      <w:pPr>
+        <w:jc w:val="both"/>
+      </w:pPr>
+      <w:r>
+        <w:t>Pero que es un curso más bien centrado en la mirada. De la Fundación Superación de la Pobreza</w:t>
       </w:r>
       <w:r>
         <w:t xml:space="preserve"> y</w:t>
@@ -4105,7 +4105,7 @@
         <w:jc w:val="both"/>
       </w:pPr>
       <w:r>
-        <w:t>[54:10 - 54:21] Pero no</w:t>
+        <w:t>Pero no</w:t>
       </w:r>
       <w:r>
         <w:t xml:space="preserve"> y</w:t>
@@ -4125,7 +4125,7 @@
         <w:jc w:val="both"/>
       </w:pPr>
       <w:r>
-        <w:t>[54:24 - 54:37] Pero</w:t>
+        <w:t>Pero</w:t>
       </w:r>
       <w:r>
         <w:t xml:space="preserve"> no por </w:t>
@@ -4151,7 +4151,7 @@
         <w:jc w:val="both"/>
       </w:pPr>
       <w:r>
-        <w:t>[54:38 - 54:45] Pensando en un curso de referentes teóricos</w:t>
+        <w:t>Pensando en un curso de referentes teóricos</w:t>
       </w:r>
       <w:r>
         <w:t>, p</w:t>
@@ -4165,7 +4165,7 @@
         <w:jc w:val="both"/>
       </w:pPr>
       <w:r>
-        <w:t>[54:48 - 54:59] También había comentado que en el marco de un diplomado había ofrecido un curso de extensión</w:t>
+        <w:t>También había comentado que en el marco de un diplomado había ofrecido un curso de extensión</w:t>
       </w:r>
       <w:r>
         <w:t xml:space="preserve"> q</w:t>
@@ -4186,7 +4186,7 @@
       </w:pPr>
       <w:r>
         <w:lastRenderedPageBreak/>
-        <w:t>[54:59 - 55:11] Yo me imagino que porque la persona</w:t>
+        <w:t>Yo me imagino que porque la persona</w:t>
       </w:r>
       <w:r>
         <w:t>, l</w:t>
@@ -4212,7 +4212,7 @@
         <w:jc w:val="both"/>
       </w:pPr>
       <w:r>
-        <w:t>[55:11 - 55:21] Porque los otros cursos que son más prácticos sí son como muy convocados. Eso. No sé si responde tu pregunta.</w:t>
+        <w:t>Porque los otros cursos que son más prácticos sí son como muy convocados. Eso. No sé si responde tu pregunta.</w:t>
       </w:r>
     </w:p>
     <w:p>
@@ -4239,7 +4239,7 @@
         <w:jc w:val="both"/>
       </w:pPr>
       <w:r>
-        <w:t>[55:23 - 55:34] Bueno</w:t>
+        <w:t>Bueno</w:t>
       </w:r>
       <w:r>
         <w:t xml:space="preserve"> y</w:t>
@@ -4259,7 +4259,7 @@
         <w:jc w:val="both"/>
       </w:pPr>
       <w:r>
-        <w:t xml:space="preserve">[55:34 - 55:43] ¿O fue meramente una... </w:t>
+        <w:t xml:space="preserve">¿O fue meramente una... </w:t>
       </w:r>
       <w:r>
         <w:t>¿Pues un hallazgo, un descubrimiento personal?</w:t>
@@ -4289,15 +4289,15 @@
         <w:jc w:val="both"/>
       </w:pPr>
       <w:r>
-        <w:t>[55:48 - 55:58] Bueno, como comenté, sí. Mi investigación siempre ha sido interdisciplinar. Entonces, digamos, los colegas con los que trabajo estaban abordando este concepto.</w:t>
-      </w:r>
-    </w:p>
-    <w:p>
-      <w:pPr>
-        <w:jc w:val="both"/>
-      </w:pPr>
-      <w:r>
-        <w:t>[56:00 - 56:12] Son personas de otras carreras</w:t>
+        <w:t>Bueno, como comenté, sí. Mi investigación siempre ha sido interdisciplinar. Entonces, digamos, los colegas con los que trabajo estaban abordando este concepto.</w:t>
+      </w:r>
+    </w:p>
+    <w:p>
+      <w:pPr>
+        <w:jc w:val="both"/>
+      </w:pPr>
+      <w:r>
+        <w:t>Son personas de otras carreras</w:t>
       </w:r>
       <w:r>
         <w:t xml:space="preserve"> c</w:t>
@@ -4323,7 +4323,7 @@
         <w:jc w:val="both"/>
       </w:pPr>
       <w:r>
-        <w:t>[56:12 - 56:24] De biología asociado a la ecología</w:t>
+        <w:t>De biología asociado a la ecología</w:t>
       </w:r>
       <w:r>
         <w:t>, d</w:t>
@@ -4349,7 +4349,7 @@
         <w:jc w:val="both"/>
       </w:pPr>
       <w:r>
-        <w:t>[56:25 - 56:35] Otros los invitaron porque se consideraba que el aporte era relevante</w:t>
+        <w:t>Otros los invitaron porque se consideraba que el aporte era relevante</w:t>
       </w:r>
       <w:r>
         <w:t>, o</w:t>
@@ -4375,7 +4375,7 @@
         <w:jc w:val="both"/>
       </w:pPr>
       <w:r>
-        <w:t>[56:36 - 56:49] Como de distintas maneras</w:t>
+        <w:t>Como de distintas maneras</w:t>
       </w:r>
       <w:r>
         <w:t xml:space="preserve"> y</w:t>
@@ -4395,7 +4395,7 @@
         <w:jc w:val="both"/>
       </w:pPr>
       <w:r>
-        <w:t>[56:49 - 57:01] O sea, que trabajan temas de bienestar, desarrollo social</w:t>
+        <w:t>O sea, que trabajan temas de bienestar, desarrollo social</w:t>
       </w:r>
       <w:r>
         <w:t>, pero n</w:t>
@@ -4459,7 +4459,7 @@
         <w:jc w:val="both"/>
       </w:pPr>
       <w:r>
-        <w:t>[57:13 - 57:26] O sea, yo también comparto eso</w:t>
+        <w:t>O sea, yo también comparto eso</w:t>
       </w:r>
       <w:r>
         <w:t xml:space="preserve"> y</w:t>
@@ -4479,7 +4479,7 @@
         <w:jc w:val="both"/>
       </w:pPr>
       <w:r>
-        <w:t>[57:26 - 57:30] Cómo lo</w:t>
+        <w:t>Cómo lo</w:t>
       </w:r>
       <w:r>
         <w:t xml:space="preserve"> descolonizamos</w:t>
@@ -4512,7 +4512,7 @@
         <w:jc w:val="both"/>
       </w:pPr>
       <w:r>
-        <w:t>[57:33 - 57:34] Muy bien.</w:t>
+        <w:t>Muy bien.</w:t>
       </w:r>
     </w:p>
     <w:p>
@@ -4539,7 +4539,7 @@
         <w:jc w:val="both"/>
       </w:pPr>
       <w:r>
-        <w:t>[57:37 - 57:49] Bueno, si no hay más, Marian</w:t>
+        <w:t>Bueno, si no hay más, Marian</w:t>
       </w:r>
       <w:r>
         <w:t>ne</w:t>
@@ -4553,7 +4553,7 @@
         <w:jc w:val="both"/>
       </w:pPr>
       <w:r>
-        <w:t>[57:50 - 58:02] No solo por la disciplina, sino por</w:t>
+        <w:t>No solo por la disciplina, sino por</w:t>
       </w:r>
       <w:r>
         <w:t xml:space="preserve"> e</w:t>
@@ -4585,7 +4585,7 @@
         <w:jc w:val="both"/>
       </w:pPr>
       <w:r>
-        <w:t>[58:11 - 58:22] Igual el proyecto se va a desarrollar a lo largo de este año</w:t>
+        <w:t>Igual el proyecto se va a desarrollar a lo largo de este año</w:t>
       </w:r>
       <w:r>
         <w:t>, v</w:t>
@@ -4599,7 +4599,7 @@
         <w:jc w:val="both"/>
       </w:pPr>
       <w:r>
-        <w:t>[58:22 - 58:31] Así que ahí sin duda estaremos avisando de los avances e invitando también. Así que, no hay más</w:t>
+        <w:t>Así que ahí sin duda estaremos avisando de los avances e invitando también. Así que, no hay más</w:t>
       </w:r>
       <w:r>
         <w:t>, m</w:t>
@@ -4632,7 +4632,7 @@
         <w:jc w:val="both"/>
       </w:pPr>
       <w:r>
-        <w:t xml:space="preserve">[58:31 - 58:35] No, gracias. Que les vaya súper bien. </w:t>
+        <w:t xml:space="preserve">No, gracias. Que les vaya súper bien. </w:t>
       </w:r>
     </w:p>
     <w:p>
@@ -4659,7 +4659,7 @@
         <w:jc w:val="both"/>
       </w:pPr>
       <w:r>
-        <w:t>[58:36 - 58:38] Gracias. Chao.</w:t>
+        <w:t>Gracias. Chao.</w:t>
       </w:r>
     </w:p>
     <w:p>
@@ -4681,7 +4681,7 @@
         <w:jc w:val="both"/>
       </w:pPr>
       <w:r>
-        <w:t xml:space="preserve">[58:39 - 58:40] Nos vemos. </w:t>
+        <w:t xml:space="preserve">Nos vemos. </w:t>
       </w:r>
       <w:r>
         <w:t>Chao.</w:t>
